--- a/generic/Jordan_Newman_Generic_Senior_Software_Engineer_Resume.docx
+++ b/generic/Jordan_Newman_Generic_Senior_Software_Engineer_Resume.docx
@@ -4,12 +4,12 @@
   <w:body>
     <w:p>
       <w:pPr>
+        <w:spacing w:after="0"/>
         <w:jc w:val="center"/>
       </w:pPr>
       <w:r>
         <w:rPr>
           <w:b/>
-          <w:color w:val="1F4E79"/>
           <w:sz w:val="32"/>
         </w:rPr>
         <w:t>JORDAN NEWMAN</w:t>
@@ -17,6 +17,7 @@
     </w:p>
     <w:p>
       <w:pPr>
+        <w:spacing w:after="0"/>
         <w:jc w:val="center"/>
       </w:pPr>
       <w:r>
@@ -29,183 +30,44 @@
     </w:p>
     <w:p>
       <w:pPr>
+        <w:spacing w:after="40"/>
         <w:jc w:val="center"/>
       </w:pPr>
       <w:r>
-        <w:rPr>
-          <w:sz w:val="17"/>
-        </w:rPr>
-        <w:t>Marlboro, NJ | 347-739-4731 | phoem@mac.com | Private GitHub repository access available upon request</w:t>
+        <w:t>Marlboro, NJ | 347-739-4731 | phoem@mac.com | github.com/phoem</w:t>
       </w:r>
     </w:p>
     <w:p>
       <w:pPr>
+        <w:pStyle w:val="Heading1"/>
         <w:pBdr>
-          <w:bottom w:val="single" w:sz="6" w:space="1" w:color="4F81BD"/>
+          <w:bottom w:val="single" w:sz="5" w:space="1" w:color="666666"/>
         </w:pBdr>
       </w:pPr>
       <w:r>
-        <w:rPr>
-          <w:b/>
-          <w:color w:val="1F4E79"/>
-          <w:sz w:val="21"/>
-        </w:rPr>
         <w:t>SUMMARY</w:t>
       </w:r>
     </w:p>
     <w:p>
-      <w:pPr>
-        <w:spacing w:after="40"/>
-      </w:pPr>
       <w:r>
-        <w:rPr>
-          <w:sz w:val="17"/>
-        </w:rPr>
-        <w:t>Senior software engineer specializing in systems software, networking, security, distributed infrastructure, and performance engineering. Built production software spanning web servers, packet analyzers, authentication systems, kernel modules, deployment automation, and enterprise integrations. Experienced in C, C++, Go, Python, C#, FreeBSD, Linux, Azure DevOps, Docker, Kubernetes, Terraform, and CI/CD.</w:t>
+        <w:t>Senior software engineer specializing in systems software, distributed infrastructure, networking, security, and performance engineering. Built production systems spanning high-performance HTTP/CDN serving, FreeBSD kernel modules, packet and DNS analysis, authentication, telemetry, deployment automation, and enterprise integrations. Combines deep C and operating-system expertise with modern cloud and DevOps delivery.</w:t>
       </w:r>
     </w:p>
     <w:p>
       <w:pPr>
+        <w:pStyle w:val="Heading1"/>
         <w:pBdr>
-          <w:bottom w:val="single" w:sz="6" w:space="1" w:color="4F81BD"/>
+          <w:bottom w:val="single" w:sz="5" w:space="1" w:color="666666"/>
         </w:pBdr>
       </w:pPr>
       <w:r>
-        <w:rPr>
-          <w:b/>
-          <w:color w:val="1F4E79"/>
-          <w:sz w:val="21"/>
-        </w:rPr>
         <w:t>TECHNICAL SKILLS</w:t>
       </w:r>
     </w:p>
     <w:p>
       <w:pPr>
-        <w:spacing w:after="20"/>
-      </w:pPr>
-      <w:r>
-        <w:rPr>
-          <w:b/>
-          <w:sz w:val="17"/>
-        </w:rPr>
-        <w:t xml:space="preserve">Languages: </w:t>
-      </w:r>
-      <w:r>
-        <w:rPr>
-          <w:sz w:val="17"/>
-        </w:rPr>
-        <w:t>C, C++, Go, Python, C#, Objective-C, PHP, Perl, JavaScript, Node.js, Shell, Visual Basic</w:t>
-      </w:r>
-    </w:p>
-    <w:p>
-      <w:pPr>
-        <w:spacing w:after="20"/>
-      </w:pPr>
-      <w:r>
-        <w:rPr>
-          <w:b/>
-          <w:sz w:val="17"/>
-        </w:rPr>
-        <w:t xml:space="preserve">Systems: </w:t>
-      </w:r>
-      <w:r>
-        <w:rPr>
-          <w:sz w:val="17"/>
-        </w:rPr>
-        <w:t>FreeBSD, Linux, kernel modules, system calls, bootloaders, operating systems, kqueue, GDB, TCP/IP</w:t>
-      </w:r>
-    </w:p>
-    <w:p>
-      <w:pPr>
-        <w:spacing w:after="20"/>
-      </w:pPr>
-      <w:r>
-        <w:rPr>
-          <w:b/>
-          <w:sz w:val="17"/>
-        </w:rPr>
-        <w:t xml:space="preserve">Networking/Security: </w:t>
-      </w:r>
-      <w:r>
-        <w:rPr>
-          <w:sz w:val="17"/>
-        </w:rPr>
-        <w:t>DDoS detection/mitigation, packet capture, DNS analysis, libpcap, IPFW, authentication, telemetry</w:t>
-      </w:r>
-    </w:p>
-    <w:p>
-      <w:pPr>
-        <w:spacing w:after="20"/>
-      </w:pPr>
-      <w:r>
-        <w:rPr>
-          <w:b/>
-          <w:sz w:val="17"/>
-        </w:rPr>
-        <w:t xml:space="preserve">Embedded: </w:t>
-      </w:r>
-      <w:r>
-        <w:rPr>
-          <w:sz w:val="17"/>
-        </w:rPr>
-        <w:t>Embedded C, Atmel AVR, SPI, UART, I2C, Arduino, circuit design, soldering, hardware troubleshooting</w:t>
-      </w:r>
-    </w:p>
-    <w:p>
-      <w:pPr>
-        <w:spacing w:after="20"/>
-      </w:pPr>
-      <w:r>
-        <w:rPr>
-          <w:b/>
-          <w:sz w:val="17"/>
-        </w:rPr>
-        <w:t xml:space="preserve">Cloud/DevOps: </w:t>
-      </w:r>
-      <w:r>
-        <w:rPr>
-          <w:sz w:val="17"/>
-        </w:rPr>
-        <w:t>Azure DevOps, Docker, Kubernetes, Terraform, CI/CD, security scanning, deployment automation</w:t>
-      </w:r>
-    </w:p>
-    <w:p>
-      <w:pPr>
-        <w:spacing w:after="20"/>
-      </w:pPr>
-      <w:r>
-        <w:rPr>
-          <w:b/>
-          <w:sz w:val="17"/>
-        </w:rPr>
-        <w:t xml:space="preserve">Databases/Web: </w:t>
-      </w:r>
-      <w:r>
-        <w:rPr>
-          <w:sz w:val="17"/>
-        </w:rPr>
-        <w:t>MySQL, MultiValue/Universe, OAuth/OAuth2, SMTP OAuth, React, jQuery, PHP, web services</w:t>
-      </w:r>
-    </w:p>
-    <w:p>
-      <w:pPr>
-        <w:pBdr>
-          <w:bottom w:val="single" w:sz="6" w:space="1" w:color="4F81BD"/>
-        </w:pBdr>
-      </w:pPr>
-      <w:r>
-        <w:rPr>
-          <w:b/>
-          <w:color w:val="1F4E79"/>
-          <w:sz w:val="21"/>
-        </w:rPr>
-        <w:t>SELECTED TECHNICAL HIGHLIGHTS</w:t>
-      </w:r>
-    </w:p>
-    <w:p>
-      <w:pPr>
-        <w:pStyle w:val="CompactBullet"/>
-        <w:ind w:left="288" w:hanging="173"/>
+        <w:spacing w:after="16"/>
+        <w:ind w:left="230" w:hanging="173"/>
       </w:pPr>
       <w:r>
         <w:rPr>
@@ -214,13 +76,19 @@
         <w:t xml:space="preserve">• </w:t>
       </w:r>
       <w:r>
-        <w:t>Built and operated infrastructure spanning 3,000-4,000 servers, 10 CDN locations, and 65+ Gbps peak traffic.</w:t>
+        <w:rPr>
+          <w:b/>
+        </w:rPr>
+        <w:t>Languages:</w:t>
+      </w:r>
+      <w:r>
+        <w:t xml:space="preserve"> C, C++, Go, Python, C#, Objective-C, PHP, Perl, JavaScript, Node.js, Shell, Visual Basic</w:t>
       </w:r>
     </w:p>
     <w:p>
       <w:pPr>
-        <w:pStyle w:val="CompactBullet"/>
-        <w:ind w:left="288" w:hanging="173"/>
+        <w:spacing w:after="16"/>
+        <w:ind w:left="230" w:hanging="173"/>
       </w:pPr>
       <w:r>
         <w:rPr>
@@ -229,13 +97,19 @@
         <w:t xml:space="preserve">• </w:t>
       </w:r>
       <w:r>
-        <w:t>Developed production C web server supporting 150,000+ concurrent connections and high-traffic customer workloads.</w:t>
+        <w:rPr>
+          <w:b/>
+        </w:rPr>
+        <w:t>Systems:</w:t>
+      </w:r>
+      <w:r>
+        <w:t xml:space="preserve"> FreeBSD, Linux, kernel modules, system calls, operating systems, kqueue, sendfile(), GDB, TCP/IP, non-blocking I/O</w:t>
       </w:r>
     </w:p>
     <w:p>
       <w:pPr>
-        <w:pStyle w:val="CompactBullet"/>
-        <w:ind w:left="288" w:hanging="173"/>
+        <w:spacing w:after="16"/>
+        <w:ind w:left="230" w:hanging="173"/>
       </w:pPr>
       <w:r>
         <w:rPr>
@@ -244,13 +118,19 @@
         <w:t xml:space="preserve">• </w:t>
       </w:r>
       <w:r>
-        <w:t>Built DDoS mitigation systems, packet analyzers, authentication systems, telemetry, and security platforms at ISP scale.</w:t>
+        <w:rPr>
+          <w:b/>
+        </w:rPr>
+        <w:t>Networking/Security:</w:t>
+      </w:r>
+      <w:r>
+        <w:t xml:space="preserve"> HTTP, DNS, CDN architecture, socket programming, DDoS detection/mitigation, packet capture, libpcap, IPFW, authentication, telemetry</w:t>
       </w:r>
     </w:p>
     <w:p>
       <w:pPr>
-        <w:pStyle w:val="CompactBullet"/>
-        <w:ind w:left="288" w:hanging="173"/>
+        <w:spacing w:after="16"/>
+        <w:ind w:left="230" w:hanging="173"/>
       </w:pPr>
       <w:r>
         <w:rPr>
@@ -259,13 +139,19 @@
         <w:t xml:space="preserve">• </w:t>
       </w:r>
       <w:r>
-        <w:t>Implemented hands-on Azure DevOps, Docker, Kubernetes, Terraform, CI/CD, and security-scanning workflows.</w:t>
+        <w:rPr>
+          <w:b/>
+        </w:rPr>
+        <w:t>Cloud/DevOps:</w:t>
+      </w:r>
+      <w:r>
+        <w:t xml:space="preserve"> Azure DevOps, Docker, Kubernetes, Terraform, CI/CD, security scanning, deployment automation</w:t>
       </w:r>
     </w:p>
     <w:p>
       <w:pPr>
-        <w:pStyle w:val="CompactBullet"/>
-        <w:ind w:left="288" w:hanging="173"/>
+        <w:spacing w:after="16"/>
+        <w:ind w:left="230" w:hanging="173"/>
       </w:pPr>
       <w:r>
         <w:rPr>
@@ -274,185 +160,251 @@
         <w:t xml:space="preserve">• </w:t>
       </w:r>
       <w:r>
-        <w:t>Developed production FreeBSD kernel modules, embedded firmware, and low-level systems software.</w:t>
+        <w:rPr>
+          <w:b/>
+        </w:rPr>
+        <w:t>Databases/Web:</w:t>
+      </w:r>
+      <w:r>
+        <w:t xml:space="preserve"> MySQL, MultiValue/Universe, OAuth/OAuth2, SMTP OAuth, React, jQuery, PHP, web services</w:t>
       </w:r>
     </w:p>
     <w:p>
       <w:pPr>
+        <w:pStyle w:val="Heading1"/>
         <w:pBdr>
-          <w:bottom w:val="single" w:sz="6" w:space="1" w:color="4F81BD"/>
+          <w:bottom w:val="single" w:sz="5" w:space="1" w:color="666666"/>
         </w:pBdr>
+      </w:pPr>
+      <w:r>
+        <w:t>SELECTED TECHNICAL HIGHLIGHTS</w:t>
+      </w:r>
+    </w:p>
+    <w:p>
+      <w:pPr>
+        <w:spacing w:after="16"/>
+        <w:ind w:left="230" w:hanging="173"/>
       </w:pPr>
       <w:r>
         <w:rPr>
           <w:b/>
-          <w:color w:val="1F4E79"/>
-          <w:sz w:val="21"/>
         </w:rPr>
+        <w:t xml:space="preserve">• </w:t>
+      </w:r>
+      <w:r>
+        <w:t>Built and operated infrastructure spanning approximately 3,000-4,000 servers, 10 CDN locations, and more than 65 Gbps of peak traffic.</w:t>
+      </w:r>
+    </w:p>
+    <w:p>
+      <w:pPr>
+        <w:spacing w:after="16"/>
+        <w:ind w:left="230" w:hanging="173"/>
+      </w:pPr>
+      <w:r>
+        <w:rPr>
+          <w:b/>
+        </w:rPr>
+        <w:t xml:space="preserve">• </w:t>
+      </w:r>
+      <w:r>
+        <w:t>Designed the custom HTTP/CDN server and supporting software platform used for high-traffic production workloads.</w:t>
+      </w:r>
+    </w:p>
+    <w:p>
+      <w:pPr>
+        <w:spacing w:after="16"/>
+        <w:ind w:left="230" w:hanging="173"/>
+      </w:pPr>
+      <w:r>
+        <w:rPr>
+          <w:b/>
+        </w:rPr>
+        <w:t xml:space="preserve">• </w:t>
+      </w:r>
+      <w:r>
+        <w:t>Built non-blocking event-driven systems around kqueue, zero-copy sendfile(), kernel-aware I/O, and dedicated disk I/O workers.</w:t>
+      </w:r>
+    </w:p>
+    <w:p>
+      <w:pPr>
+        <w:spacing w:after="16"/>
+        <w:ind w:left="230" w:hanging="173"/>
+      </w:pPr>
+      <w:r>
+        <w:rPr>
+          <w:b/>
+        </w:rPr>
+        <w:t xml:space="preserve">• </w:t>
+      </w:r>
+      <w:r>
+        <w:t>Developed production FreeBSD kernel modules, DDoS mitigation systems, packet analyzers, DNS monitoring, authentication, and telemetry software.</w:t>
+      </w:r>
+    </w:p>
+    <w:p>
+      <w:pPr>
+        <w:spacing w:after="16"/>
+        <w:ind w:left="230" w:hanging="173"/>
+      </w:pPr>
+      <w:r>
+        <w:rPr>
+          <w:b/>
+        </w:rPr>
+        <w:t xml:space="preserve">• </w:t>
+      </w:r>
+      <w:r>
+        <w:t>Implemented Azure DevOps, Docker, Kubernetes, Terraform, CI/CD, and security-scanning workflows.</w:t>
+      </w:r>
+    </w:p>
+    <w:p>
+      <w:pPr>
+        <w:pStyle w:val="Heading1"/>
+        <w:pBdr>
+          <w:bottom w:val="single" w:sz="5" w:space="1" w:color="666666"/>
+        </w:pBdr>
+      </w:pPr>
+      <w:r>
         <w:t>SELECTED SYSTEMS PROJECTS</w:t>
       </w:r>
     </w:p>
     <w:p>
       <w:pPr>
-        <w:spacing w:after="20"/>
+        <w:spacing w:after="16"/>
+        <w:ind w:left="230" w:hanging="173"/>
       </w:pPr>
       <w:r>
         <w:rPr>
           <w:b/>
-          <w:sz w:val="17"/>
         </w:rPr>
-        <w:t xml:space="preserve">TAFOS Operating System: </w:t>
+        <w:t xml:space="preserve">• </w:t>
       </w:r>
       <w:r>
         <w:rPr>
-          <w:sz w:val="17"/>
+          <w:b/>
         </w:rPr>
-        <w:t>Developed educational x86 OS kernel in C and assembly with custom MBR bootloader, protected mode, IDT, heap allocator, port I/O, VGA output, and GDB support.</w:t>
+        <w:t>PrimeHTTPD:</w:t>
+      </w:r>
+      <w:r>
+        <w:t xml:space="preserve"> Architected and implemented a high-performance, non-blocking, kqueue-based HTTP/CDN server in C for FreeBSD. Used sendfile(), SF_NODISKIO, TCP_NODELAY, TCP_NOPUSH, O_NONBLOCK, accept_filter_http, persistent connections, and dedicated I/O workers.</w:t>
       </w:r>
     </w:p>
     <w:p>
       <w:pPr>
-        <w:spacing w:after="20"/>
+        <w:spacing w:after="16"/>
+        <w:ind w:left="230" w:hanging="173"/>
       </w:pPr>
       <w:r>
         <w:rPr>
           <w:b/>
-          <w:sz w:val="17"/>
         </w:rPr>
-        <w:t xml:space="preserve">KeepClean: </w:t>
+        <w:t xml:space="preserve">• </w:t>
       </w:r>
       <w:r>
         <w:rPr>
-          <w:sz w:val="17"/>
+          <w:b/>
         </w:rPr>
-        <w:t>Developed FreeBSD kernel module hooking syscalls to monitor execution activity, protect system assets, and report telemetry to userspace services.</w:t>
+        <w:t>VirtualDir:</w:t>
+      </w:r>
+      <w:r>
+        <w:t xml:space="preserve"> Designed and developed a FreeBSD kernel module that intercepted filesystem-related syscalls and transparently remapped paths from configuration, enabling shared physical layouts without chroot jails; included the vdcli runtime management tool.</w:t>
       </w:r>
     </w:p>
     <w:p>
       <w:pPr>
-        <w:spacing w:after="20"/>
+        <w:spacing w:after="16"/>
+        <w:ind w:left="230" w:hanging="173"/>
       </w:pPr>
       <w:r>
         <w:rPr>
           <w:b/>
-          <w:sz w:val="17"/>
         </w:rPr>
-        <w:t xml:space="preserve">VirtualDir: </w:t>
+        <w:t xml:space="preserve">• </w:t>
       </w:r>
       <w:r>
         <w:rPr>
-          <w:sz w:val="17"/>
+          <w:b/>
         </w:rPr>
-        <w:t>Developed FreeBSD kernel module remapping filesystem paths through syscall interception; deployed customer-facing across approximately 30 production servers over 5-8 years.</w:t>
+        <w:t>PrimeDump:</w:t>
+      </w:r>
+      <w:r>
+        <w:t xml:space="preserve"> Built a libpcap-based real-time traffic analyzer decoding Ethernet, IP, TCP, UDP, and ICMPv6 with ncurses views and IPFW integration.</w:t>
       </w:r>
     </w:p>
     <w:p>
       <w:pPr>
-        <w:spacing w:after="20"/>
+        <w:spacing w:after="16"/>
+        <w:ind w:left="230" w:hanging="173"/>
       </w:pPr>
       <w:r>
         <w:rPr>
           <w:b/>
-          <w:sz w:val="17"/>
         </w:rPr>
-        <w:t xml:space="preserve">StatCache: </w:t>
+        <w:t xml:space="preserve">• </w:t>
       </w:r>
       <w:r>
         <w:rPr>
-          <w:sz w:val="17"/>
+          <w:b/>
         </w:rPr>
-        <w:t>Developed FreeBSD kernel module instrumenting stat() and lstat() activity for filesystem visibility and performance analysis.</w:t>
+        <w:t>PrimeDNSTop:</w:t>
+      </w:r>
+      <w:r>
+        <w:t xml:space="preserve"> Built a DNS traffic monitor parsing UDP/53 and RFC 1035 queries to detect recursion attacks and rank source and domain activity.</w:t>
       </w:r>
     </w:p>
     <w:p>
       <w:pPr>
-        <w:spacing w:after="20"/>
+        <w:spacing w:after="16"/>
+        <w:ind w:left="230" w:hanging="173"/>
       </w:pPr>
       <w:r>
         <w:rPr>
           <w:b/>
-          <w:sz w:val="17"/>
         </w:rPr>
-        <w:t xml:space="preserve">PrimeDump: </w:t>
+        <w:t xml:space="preserve">• </w:t>
       </w:r>
       <w:r>
         <w:rPr>
-          <w:sz w:val="17"/>
+          <w:b/>
         </w:rPr>
-        <w:t>Developed libpcap-based traffic analyzer decoding Ethernet, IP, TCP, UDP, and ICMPv6 headers with ncurses real-time views and IPFW integration.</w:t>
+        <w:t>TAFOS:</w:t>
+      </w:r>
+      <w:r>
+        <w:t xml:space="preserve"> Developed an educational x86 operating-system kernel in C and assembly with a custom MBR bootloader, protected mode, IDT, heap allocator, port I/O, VGA output, and GDB support.</w:t>
       </w:r>
     </w:p>
     <w:p>
       <w:pPr>
-        <w:spacing w:after="20"/>
+        <w:pStyle w:val="Heading1"/>
+        <w:pBdr>
+          <w:bottom w:val="single" w:sz="5" w:space="1" w:color="666666"/>
+        </w:pBdr>
       </w:pPr>
       <w:r>
-        <w:rPr>
-          <w:b/>
-          <w:sz w:val="17"/>
-        </w:rPr>
-        <w:t xml:space="preserve">PrimeDNSTop: </w:t>
-      </w:r>
-      <w:r>
-        <w:rPr>
-          <w:sz w:val="17"/>
-        </w:rPr>
-        <w:t>Developed DNS traffic monitor parsing UDP/53 and RFC 1035 queries to detect recursion attacks and rank source/domain activity.</w:t>
+        <w:t>PROFESSIONAL EXPERIENCE</w:t>
       </w:r>
     </w:p>
     <w:p>
       <w:pPr>
-        <w:spacing w:after="20"/>
+        <w:pStyle w:val="Heading2"/>
       </w:pPr>
       <w:r>
-        <w:rPr>
-          <w:b/>
-          <w:sz w:val="17"/>
-        </w:rPr>
-        <w:t xml:space="preserve">AVR Smart Smoke/CO2 Detector: </w:t>
-      </w:r>
-      <w:r>
-        <w:rPr>
-          <w:sz w:val="17"/>
-        </w:rPr>
-        <w:t>Developed contract firmware in embedded C for battery-powered wireless Atmel AVR prototypes using SPI, UART, and I2C interfaces.</w:t>
+        <w:t>Advantive - Senior Development Specialist</w:t>
       </w:r>
     </w:p>
     <w:p>
       <w:pPr>
-        <w:pBdr>
-          <w:bottom w:val="single" w:sz="6" w:space="1" w:color="4F81BD"/>
-        </w:pBdr>
+        <w:spacing w:after="0"/>
       </w:pPr>
       <w:r>
         <w:rPr>
-          <w:b/>
-          <w:color w:val="1F4E79"/>
-          <w:sz w:val="21"/>
+          <w:i/>
         </w:rPr>
-        <w:t>PROFESSIONAL EXPERIENCE</w:t>
-      </w:r>
-    </w:p>
-    <w:p>
-      <w:r>
-        <w:rPr>
-          <w:b/>
-          <w:sz w:val="18"/>
-        </w:rPr>
-        <w:t>Advantive - Senior Development Specialist</w:t>
-      </w:r>
-      <w:r>
-        <w:rPr>
-          <w:i/>
-          <w:sz w:val="16"/>
-        </w:rPr>
-        <w:t xml:space="preserve"> | Remote / Tampa Bay, FL | July 2022 - Present</w:t>
+        <w:t>Remote / Tampa Bay, FL | July 2022 - Present</w:t>
       </w:r>
     </w:p>
     <w:p>
       <w:pPr>
-        <w:pStyle w:val="CompactBullet"/>
-        <w:ind w:left="288" w:hanging="173"/>
+        <w:spacing w:after="16"/>
+        <w:ind w:left="230" w:hanging="173"/>
       </w:pPr>
       <w:r>
         <w:rPr>
@@ -466,8 +418,8 @@
     </w:p>
     <w:p>
       <w:pPr>
-        <w:pStyle w:val="CompactBullet"/>
-        <w:ind w:left="288" w:hanging="173"/>
+        <w:spacing w:after="16"/>
+        <w:ind w:left="230" w:hanging="173"/>
       </w:pPr>
       <w:r>
         <w:rPr>
@@ -476,13 +428,32 @@
         <w:t xml:space="preserve">• </w:t>
       </w:r>
       <w:r>
-        <w:t>Partnered with architecture teams to standardize deployment practices, DevOps policies, and production software delivery.</w:t>
+        <w:t>Partnered with architecture teams to standardize deployment practices and developed shared libraries, documentation, and AI-assisted engineering workflows.</w:t>
       </w:r>
     </w:p>
     <w:p>
       <w:pPr>
-        <w:pStyle w:val="CompactBullet"/>
-        <w:ind w:left="288" w:hanging="173"/>
+        <w:pStyle w:val="Heading2"/>
+      </w:pPr>
+      <w:r>
+        <w:t>DDI Systems - Senior Development Specialist</w:t>
+      </w:r>
+    </w:p>
+    <w:p>
+      <w:pPr>
+        <w:spacing w:after="0"/>
+      </w:pPr>
+      <w:r>
+        <w:rPr>
+          <w:i/>
+        </w:rPr>
+        <w:t>Manalapan, NJ | November 2021 - July 2022</w:t>
+      </w:r>
+    </w:p>
+    <w:p>
+      <w:pPr>
+        <w:spacing w:after="16"/>
+        <w:ind w:left="230" w:hanging="173"/>
       </w:pPr>
       <w:r>
         <w:rPr>
@@ -491,29 +462,32 @@
         <w:t xml:space="preserve">• </w:t>
       </w:r>
       <w:r>
-        <w:t>Developed internal AI workflows, reusable libraries, and documentation to improve engineering productivity and consistency.</w:t>
-      </w:r>
-    </w:p>
-    <w:p>
-      <w:r>
-        <w:rPr>
-          <w:b/>
-          <w:sz w:val="18"/>
-        </w:rPr>
-        <w:t>DDI Systems - Senior Development Specialist</w:t>
-      </w:r>
-      <w:r>
-        <w:rPr>
-          <w:i/>
-          <w:sz w:val="16"/>
-        </w:rPr>
-        <w:t xml:space="preserve"> | Manalapan, NJ | November 2021 - July 2022</w:t>
+        <w:t>Modernized legacy VB.NET components in C# and integrated Microsoft Office 365 SMTP OAuth for secure customer-facing workflows.</w:t>
       </w:r>
     </w:p>
     <w:p>
       <w:pPr>
-        <w:pStyle w:val="CompactBullet"/>
-        <w:ind w:left="288" w:hanging="173"/>
+        <w:pStyle w:val="Heading2"/>
+      </w:pPr>
+      <w:r>
+        <w:t>ISPrime LLC - CEO</w:t>
+      </w:r>
+    </w:p>
+    <w:p>
+      <w:pPr>
+        <w:spacing w:after="0"/>
+      </w:pPr>
+      <w:r>
+        <w:rPr>
+          <w:i/>
+        </w:rPr>
+        <w:t>Weehawken, NJ | April 2018 - January 2020</w:t>
+      </w:r>
+    </w:p>
+    <w:p>
+      <w:pPr>
+        <w:spacing w:after="16"/>
+        <w:ind w:left="230" w:hanging="173"/>
       </w:pPr>
       <w:r>
         <w:rPr>
@@ -522,13 +496,32 @@
         <w:t xml:space="preserve">• </w:t>
       </w:r>
       <w:r>
-        <w:t>Modernized legacy VB.NET software by porting components to C#, improving maintainability and long-term reliability.</w:t>
+        <w:t>Led datacenter modernization, operational restructuring, and improvements to internally developed monitoring, security, and infrastructure platforms.</w:t>
       </w:r>
     </w:p>
     <w:p>
       <w:pPr>
-        <w:pStyle w:val="CompactBullet"/>
-        <w:ind w:left="288" w:hanging="173"/>
+        <w:pStyle w:val="Heading2"/>
+      </w:pPr>
+      <w:r>
+        <w:t>DDI Systems - Computer Programmer</w:t>
+      </w:r>
+    </w:p>
+    <w:p>
+      <w:pPr>
+        <w:spacing w:after="0"/>
+      </w:pPr>
+      <w:r>
+        <w:rPr>
+          <w:i/>
+        </w:rPr>
+        <w:t>Manalapan, NJ | April 2017 - April 2018</w:t>
+      </w:r>
+    </w:p>
+    <w:p>
+      <w:pPr>
+        <w:spacing w:after="16"/>
+        <w:ind w:left="230" w:hanging="173"/>
       </w:pPr>
       <w:r>
         <w:rPr>
@@ -537,29 +530,32 @@
         <w:t xml:space="preserve">• </w:t>
       </w:r>
       <w:r>
-        <w:t>Integrated Microsoft Office 365 SMTP OAuth, replacing deprecated authentication with secure customer-facing workflows.</w:t>
-      </w:r>
-    </w:p>
-    <w:p>
-      <w:r>
-        <w:rPr>
-          <w:b/>
-          <w:sz w:val="18"/>
-        </w:rPr>
-        <w:t>ISPrime LLC - CEO</w:t>
-      </w:r>
-      <w:r>
-        <w:rPr>
-          <w:i/>
-          <w:sz w:val="16"/>
-        </w:rPr>
-        <w:t xml:space="preserve"> | Weehawken, NJ | April 2018 - January 2020</w:t>
+        <w:t>Built ERP integrations and automated order, catalog, image, SDS, SFTP, SellerCloud, Essendant, and MultiValue/Universe data workflows.</w:t>
       </w:r>
     </w:p>
     <w:p>
       <w:pPr>
-        <w:pStyle w:val="CompactBullet"/>
-        <w:ind w:left="288" w:hanging="173"/>
+        <w:pStyle w:val="Heading2"/>
+      </w:pPr>
+      <w:r>
+        <w:t>Too Much Media LLC - Computer Programmer</w:t>
+      </w:r>
+    </w:p>
+    <w:p>
+      <w:pPr>
+        <w:spacing w:after="0"/>
+      </w:pPr>
+      <w:r>
+        <w:rPr>
+          <w:i/>
+        </w:rPr>
+        <w:t>Morganville, NJ | January 2016 - April 2017</w:t>
+      </w:r>
+    </w:p>
+    <w:p>
+      <w:pPr>
+        <w:spacing w:after="16"/>
+        <w:ind w:left="230" w:hanging="173"/>
       </w:pPr>
       <w:r>
         <w:rPr>
@@ -568,13 +564,32 @@
         <w:t xml:space="preserve">• </w:t>
       </w:r>
       <w:r>
-        <w:t>Led datacenter modernization, operational cleanup, and software platform improvements for production hosting infrastructure.</w:t>
+        <w:t>Developed real-time browser chat integrated with ticketing systems and implemented OAuth 2.0 authorization for protected sites.</w:t>
       </w:r>
     </w:p>
     <w:p>
       <w:pPr>
-        <w:pStyle w:val="CompactBullet"/>
-        <w:ind w:left="288" w:hanging="173"/>
+        <w:pStyle w:val="Heading2"/>
+      </w:pPr>
+      <w:r>
+        <w:t>MFCXY, Inc. - Computer Programmer</w:t>
+      </w:r>
+    </w:p>
+    <w:p>
+      <w:pPr>
+        <w:spacing w:after="0"/>
+      </w:pPr>
+      <w:r>
+        <w:rPr>
+          <w:i/>
+        </w:rPr>
+        <w:t>Chicago, IL | December 2014 - September 2015</w:t>
+      </w:r>
+    </w:p>
+    <w:p>
+      <w:pPr>
+        <w:spacing w:after="16"/>
+        <w:ind w:left="230" w:hanging="173"/>
       </w:pPr>
       <w:r>
         <w:rPr>
@@ -583,29 +598,32 @@
         <w:t xml:space="preserve">• </w:t>
       </w:r>
       <w:r>
-        <w:t>Refined internally developed monitoring, security, and infrastructure tools to improve reliability and operational efficiency.</w:t>
-      </w:r>
-    </w:p>
-    <w:p>
-      <w:r>
-        <w:rPr>
-          <w:b/>
-          <w:sz w:val="18"/>
-        </w:rPr>
-        <w:t>DDI Systems - Computer Programmer</w:t>
-      </w:r>
-      <w:r>
-        <w:rPr>
-          <w:i/>
-          <w:sz w:val="16"/>
-        </w:rPr>
-        <w:t xml:space="preserve"> | Manalapan, NJ | April 2017 - April 2018</w:t>
+        <w:t>Developed backend and Windows client features and middleware for cross-platform database migration.</w:t>
       </w:r>
     </w:p>
     <w:p>
       <w:pPr>
-        <w:pStyle w:val="CompactBullet"/>
-        <w:ind w:left="288" w:hanging="173"/>
+        <w:pStyle w:val="Heading2"/>
+      </w:pPr>
+      <w:r>
+        <w:t>AJPM, LLC - Programmer / Owner</w:t>
+      </w:r>
+    </w:p>
+    <w:p>
+      <w:pPr>
+        <w:spacing w:after="0"/>
+      </w:pPr>
+      <w:r>
+        <w:rPr>
+          <w:i/>
+        </w:rPr>
+        <w:t>New Jersey / Remote | November 2012 - December 2013</w:t>
+      </w:r>
+    </w:p>
+    <w:p>
+      <w:pPr>
+        <w:spacing w:after="16"/>
+        <w:ind w:left="230" w:hanging="173"/>
       </w:pPr>
       <w:r>
         <w:rPr>
@@ -614,13 +632,32 @@
         <w:t xml:space="preserve">• </w:t>
       </w:r>
       <w:r>
-        <w:t>Integrated ERP software with SellerCloud and Essendant systems, automating order, catalog, image, and SDS data workflows.</w:t>
+        <w:t>Built automated purchasing, inventory, repair, resale, and financial workflow software.</w:t>
       </w:r>
     </w:p>
     <w:p>
       <w:pPr>
-        <w:pStyle w:val="CompactBullet"/>
-        <w:ind w:left="288" w:hanging="173"/>
+        <w:pStyle w:val="Heading2"/>
+      </w:pPr>
+      <w:r>
+        <w:t>ISPrime Inc. - CIO / Partner</w:t>
+      </w:r>
+    </w:p>
+    <w:p>
+      <w:pPr>
+        <w:spacing w:after="0"/>
+      </w:pPr>
+      <w:r>
+        <w:rPr>
+          <w:i/>
+        </w:rPr>
+        <w:t>Weehawken, NJ | March 2001 - December 2014</w:t>
+      </w:r>
+    </w:p>
+    <w:p>
+      <w:pPr>
+        <w:spacing w:after="16"/>
+        <w:ind w:left="230" w:hanging="173"/>
       </w:pPr>
       <w:r>
         <w:rPr>
@@ -629,29 +666,13 @@
         <w:t xml:space="preserve">• </w:t>
       </w:r>
       <w:r>
-        <w:t>Developed customer-facing import tools for MultiValue/Universe databases and SFTP-based supplier integrations.</w:t>
-      </w:r>
-    </w:p>
-    <w:p>
-      <w:r>
-        <w:rPr>
-          <w:b/>
-          <w:sz w:val="18"/>
-        </w:rPr>
-        <w:t>Too Much Media LLC - Computer Programmer</w:t>
-      </w:r>
-      <w:r>
-        <w:rPr>
-          <w:i/>
-          <w:sz w:val="16"/>
-        </w:rPr>
-        <w:t xml:space="preserve"> | Morganville, NJ | January 2016 - April 2017</w:t>
+        <w:t>Architected and operated hosting and CDN infrastructure spanning approximately 3,000-4,000 servers, 10 locations, multiple datacenters, and more than 65 Gbps of peak traffic.</w:t>
       </w:r>
     </w:p>
     <w:p>
       <w:pPr>
-        <w:pStyle w:val="CompactBullet"/>
-        <w:ind w:left="288" w:hanging="173"/>
+        <w:spacing w:after="16"/>
+        <w:ind w:left="230" w:hanging="173"/>
       </w:pPr>
       <w:r>
         <w:rPr>
@@ -660,13 +681,13 @@
         <w:t xml:space="preserve">• </w:t>
       </w:r>
       <w:r>
-        <w:t>Developed real-time browser chat integrated with ticketing systems, improving customer support responsiveness.</w:t>
+        <w:t>Designed and built PrimeHTTPD, a high-performance, non-blocking, kqueue-based HTTP/CDN server in C for FreeBSD; deployed it across approximately 200 servers and supported more than 150,000 concurrent connections.</w:t>
       </w:r>
     </w:p>
     <w:p>
       <w:pPr>
-        <w:pStyle w:val="CompactBullet"/>
-        <w:ind w:left="288" w:hanging="173"/>
+        <w:spacing w:after="16"/>
+        <w:ind w:left="230" w:hanging="173"/>
       </w:pPr>
       <w:r>
         <w:rPr>
@@ -675,29 +696,13 @@
         <w:t xml:space="preserve">• </w:t>
       </w:r>
       <w:r>
-        <w:t>Implemented OAuth 2.0 authorization for protected websites and customer-facing access workflows.</w:t>
-      </w:r>
-    </w:p>
-    <w:p>
-      <w:r>
-        <w:rPr>
-          <w:b/>
-          <w:sz w:val="18"/>
-        </w:rPr>
-        <w:t>MFCXY, Inc. - Computer Programmer</w:t>
-      </w:r>
-      <w:r>
-        <w:rPr>
-          <w:i/>
-          <w:sz w:val="16"/>
-        </w:rPr>
-        <w:t xml:space="preserve"> | Chicago, IL | December 2014 - September 2015</w:t>
+        <w:t>Leveraged sendfile(), SF_NODISKIO, TCP_NODELAY, TCP_NOPUSH, O_NONBLOCK, accept_filter_http, persistent connections, and dedicated I/O workers to keep disk operations from blocking the networking event loop.</w:t>
       </w:r>
     </w:p>
     <w:p>
       <w:pPr>
-        <w:pStyle w:val="CompactBullet"/>
-        <w:ind w:left="288" w:hanging="173"/>
+        <w:spacing w:after="16"/>
+        <w:ind w:left="230" w:hanging="173"/>
       </w:pPr>
       <w:r>
         <w:rPr>
@@ -706,13 +711,13 @@
         <w:t xml:space="preserve">• </w:t>
       </w:r>
       <w:r>
-        <w:t>Developed backend server features and Windows client integrations while identifying performance and security issues.</w:t>
+        <w:t>Built DDoS detection and mitigation systems, packet and DNS analysis tools, monitoring, telemetry, authentication, deployment, and security software used across production infrastructure.</w:t>
       </w:r>
     </w:p>
     <w:p>
       <w:pPr>
-        <w:pStyle w:val="CompactBullet"/>
-        <w:ind w:left="288" w:hanging="173"/>
+        <w:spacing w:after="16"/>
+        <w:ind w:left="230" w:hanging="173"/>
       </w:pPr>
       <w:r>
         <w:rPr>
@@ -721,29 +726,32 @@
         <w:t xml:space="preserve">• </w:t>
       </w:r>
       <w:r>
-        <w:t>Built middleware to migrate data across database platforms and improve operational continuity.</w:t>
-      </w:r>
-    </w:p>
-    <w:p>
-      <w:r>
-        <w:rPr>
-          <w:b/>
-          <w:sz w:val="18"/>
-        </w:rPr>
-        <w:t>AJPM, LLC - Programmer / Owner</w:t>
-      </w:r>
-      <w:r>
-        <w:rPr>
-          <w:i/>
-          <w:sz w:val="16"/>
-        </w:rPr>
-        <w:t xml:space="preserve"> | New Jersey / Remote | November 2012 - December 2013</w:t>
+        <w:t>Developed production FreeBSD kernel modules including VirtualDir, KeepClean, and StatCache.</w:t>
       </w:r>
     </w:p>
     <w:p>
       <w:pPr>
-        <w:pStyle w:val="CompactBullet"/>
-        <w:ind w:left="288" w:hanging="173"/>
+        <w:pStyle w:val="Heading2"/>
+      </w:pPr>
+      <w:r>
+        <w:t>FatWallet.com - Systems Administrator</w:t>
+      </w:r>
+    </w:p>
+    <w:p>
+      <w:pPr>
+        <w:spacing w:after="0"/>
+      </w:pPr>
+      <w:r>
+        <w:rPr>
+          <w:i/>
+        </w:rPr>
+        <w:t>Wisconsin / Remote | December 2000 - June 2001</w:t>
+      </w:r>
+    </w:p>
+    <w:p>
+      <w:pPr>
+        <w:spacing w:after="16"/>
+        <w:ind w:left="230" w:hanging="173"/>
       </w:pPr>
       <w:r>
         <w:rPr>
@@ -752,210 +760,21 @@
         <w:t xml:space="preserve">• </w:t>
       </w:r>
       <w:r>
-        <w:t>Built automated purchasing and inventory software tracking acquisition, repair, resale, and financial workflows.</w:t>
-      </w:r>
-    </w:p>
-    <w:p>
-      <w:r>
-        <w:rPr>
-          <w:b/>
-          <w:sz w:val="18"/>
-        </w:rPr>
-        <w:t>ISPrime Inc. - CIO / Partner</w:t>
-      </w:r>
-      <w:r>
-        <w:rPr>
-          <w:i/>
-          <w:sz w:val="16"/>
-        </w:rPr>
-        <w:t xml:space="preserve"> | Weehawken, NJ | March 2001 - December 2014</w:t>
+        <w:t>Rebuilt production infrastructure to resolve performance and stability issues without customer-facing downtime and created automated availability and health alerting.</w:t>
       </w:r>
     </w:p>
     <w:p>
       <w:pPr>
-        <w:pStyle w:val="CompactBullet"/>
-        <w:ind w:left="288" w:hanging="173"/>
-      </w:pPr>
-      <w:r>
-        <w:rPr>
-          <w:b/>
-        </w:rPr>
-        <w:t xml:space="preserve">• </w:t>
-      </w:r>
-      <w:r>
-        <w:t>Built and operated infrastructure spanning 3,000-4,000 servers across 10 CDN locations and multiple datacenters.</w:t>
-      </w:r>
-    </w:p>
-    <w:p>
-      <w:pPr>
-        <w:pStyle w:val="CompactBullet"/>
-        <w:ind w:left="288" w:hanging="173"/>
-      </w:pPr>
-      <w:r>
-        <w:rPr>
-          <w:b/>
-        </w:rPr>
-        <w:t xml:space="preserve">• </w:t>
-      </w:r>
-      <w:r>
-        <w:t>Sustained peak traffic exceeding 65 Gbps while supporting mission-critical customer workloads.</w:t>
-      </w:r>
-    </w:p>
-    <w:p>
-      <w:pPr>
-        <w:pStyle w:val="CompactBullet"/>
-        <w:ind w:left="288" w:hanging="173"/>
-      </w:pPr>
-      <w:r>
-        <w:rPr>
-          <w:b/>
-        </w:rPr>
-        <w:t xml:space="preserve">• </w:t>
-      </w:r>
-      <w:r>
-        <w:t>Developed PrimeHTTPD, a high-performance C web server optimized around FreeBSD kqueue supporting 150,000+ concurrent connections.</w:t>
-      </w:r>
-    </w:p>
-    <w:p>
-      <w:pPr>
-        <w:pStyle w:val="CompactBullet"/>
-        <w:ind w:left="288" w:hanging="173"/>
-      </w:pPr>
-      <w:r>
-        <w:rPr>
-          <w:b/>
-        </w:rPr>
-        <w:t xml:space="preserve">• </w:t>
-      </w:r>
-      <w:r>
-        <w:t>Deployed PrimeHTTPD across approximately 200 production servers supporting high-traffic customer environments.</w:t>
-      </w:r>
-    </w:p>
-    <w:p>
-      <w:pPr>
-        <w:pStyle w:val="CompactBullet"/>
-        <w:ind w:left="288" w:hanging="173"/>
-      </w:pPr>
-      <w:r>
-        <w:rPr>
-          <w:b/>
-        </w:rPr>
-        <w:t xml:space="preserve">• </w:t>
-      </w:r>
-      <w:r>
-        <w:t>Developed DDoS detection and mitigation systems protecting infrastructure during attacks involving up to 750,000 compromised hosts.</w:t>
-      </w:r>
-    </w:p>
-    <w:p>
-      <w:pPr>
-        <w:pStyle w:val="CompactBullet"/>
-        <w:ind w:left="288" w:hanging="173"/>
-      </w:pPr>
-      <w:r>
-        <w:rPr>
-          <w:b/>
-        </w:rPr>
-        <w:t xml:space="preserve">• </w:t>
-      </w:r>
-      <w:r>
-        <w:t>Created PrimeDump and PrimeDNSTop, libpcap-based network analysis tools for traffic anomalies and DNS attacks.</w:t>
-      </w:r>
-    </w:p>
-    <w:p>
-      <w:pPr>
-        <w:pStyle w:val="CompactBullet"/>
-        <w:ind w:left="288" w:hanging="173"/>
-      </w:pPr>
-      <w:r>
-        <w:rPr>
-          <w:b/>
-        </w:rPr>
-        <w:t xml:space="preserve">• </w:t>
-      </w:r>
-      <w:r>
-        <w:t>Developed production FreeBSD kernel modules including KeepClean, VirtualDir, and StatCache for security and filesystem observability.</w:t>
-      </w:r>
-    </w:p>
-    <w:p>
-      <w:pPr>
-        <w:pStyle w:val="CompactBullet"/>
-        <w:ind w:left="288" w:hanging="173"/>
-      </w:pPr>
-      <w:r>
-        <w:rPr>
-          <w:b/>
-        </w:rPr>
-        <w:t xml:space="preserve">• </w:t>
-      </w:r>
-      <w:r>
-        <w:t>Built monitoring, telemetry, authentication, and security systems used across thousands of production servers.</w:t>
-      </w:r>
-    </w:p>
-    <w:p>
-      <w:r>
-        <w:rPr>
-          <w:b/>
-          <w:sz w:val="18"/>
-        </w:rPr>
-        <w:t>FatWallet.com - Systems Administrator</w:t>
-      </w:r>
-      <w:r>
-        <w:rPr>
-          <w:i/>
-          <w:sz w:val="16"/>
-        </w:rPr>
-        <w:t xml:space="preserve"> | Wisconsin / Remote | December 2000 - June 2001</w:t>
-      </w:r>
-    </w:p>
-    <w:p>
-      <w:pPr>
-        <w:pStyle w:val="CompactBullet"/>
-        <w:ind w:left="288" w:hanging="173"/>
-      </w:pPr>
-      <w:r>
-        <w:rPr>
-          <w:b/>
-        </w:rPr>
-        <w:t xml:space="preserve">• </w:t>
-      </w:r>
-      <w:r>
-        <w:t>Rebuilt production infrastructure to resolve performance and stability issues without customer-facing downtime.</w:t>
-      </w:r>
-    </w:p>
-    <w:p>
-      <w:pPr>
-        <w:pStyle w:val="CompactBullet"/>
-        <w:ind w:left="288" w:hanging="173"/>
-      </w:pPr>
-      <w:r>
-        <w:rPr>
-          <w:b/>
-        </w:rPr>
-        <w:t xml:space="preserve">• </w:t>
-      </w:r>
-      <w:r>
-        <w:t>Built automated alerting systems for website availability, server health, and operational response.</w:t>
-      </w:r>
-    </w:p>
-    <w:p>
-      <w:pPr>
+        <w:pStyle w:val="Heading1"/>
         <w:pBdr>
-          <w:bottom w:val="single" w:sz="6" w:space="1" w:color="4F81BD"/>
+          <w:bottom w:val="single" w:sz="5" w:space="1" w:color="666666"/>
         </w:pBdr>
       </w:pPr>
       <w:r>
-        <w:rPr>
-          <w:b/>
-          <w:color w:val="1F4E79"/>
-          <w:sz w:val="21"/>
-        </w:rPr>
         <w:t>EDUCATION</w:t>
       </w:r>
     </w:p>
     <w:p>
-      <w:pPr>
-        <w:spacing w:after="0"/>
-      </w:pPr>
       <w:r>
         <w:rPr>
           <w:b/>
@@ -967,13 +786,31 @@
       </w:r>
     </w:p>
     <w:sectPr>
+      <w:footerReference w:type="default" r:id="rId9"/>
       <w:pgSz w:w="12240" w:h="15840"/>
-      <w:pgMar w:top="648" w:right="792" w:bottom="648" w:left="792" w:header="720" w:footer="720" w:gutter="0"/>
+      <w:pgMar w:top="605" w:right="749" w:bottom="605" w:left="749" w:header="720" w:footer="720" w:gutter="0"/>
       <w:cols w:space="720"/>
       <w:docGrid w:linePitch="360"/>
     </w:sectPr>
   </w:body>
 </w:document>
+</file>
+
+<file path=word/footer1.xml><?xml version="1.0" encoding="utf-8"?>
+<w:ftr xmlns:m="http://schemas.openxmlformats.org/officeDocument/2006/math" xmlns:mc="http://schemas.openxmlformats.org/markup-compatibility/2006" xmlns:mo="http://schemas.microsoft.com/office/mac/office/2008/main" xmlns:mv="urn:schemas-microsoft-com:mac:vml" xmlns:o="urn:schemas-microsoft-com:office:office" xmlns:r="http://schemas.openxmlformats.org/officeDocument/2006/relationships" xmlns:v="urn:schemas-microsoft-com:vml" xmlns:w10="urn:schemas-microsoft-com:office:word" xmlns:w14="http://schemas.microsoft.com/office/word/2010/wordml" xmlns:w="http://schemas.openxmlformats.org/wordprocessingml/2006/main" xmlns:wne="http://schemas.microsoft.com/office/word/2006/wordml" xmlns:wp14="http://schemas.microsoft.com/office/word/2010/wordprocessingDrawing" xmlns:wp="http://schemas.openxmlformats.org/drawingml/2006/wordprocessingDrawing" xmlns:wpc="http://schemas.microsoft.com/office/word/2010/wordprocessingCanvas" xmlns:wpg="http://schemas.microsoft.com/office/word/2010/wordprocessingGroup" xmlns:wpi="http://schemas.microsoft.com/office/word/2010/wordprocessingInk" xmlns:wps="http://schemas.microsoft.com/office/word/2010/wordprocessingShape" mc:Ignorable="w14 wp14">
+  <w:p>
+    <w:pPr>
+      <w:pStyle w:val="Footer"/>
+      <w:jc w:val="center"/>
+    </w:pPr>
+    <w:r>
+      <w:rPr>
+        <w:sz w:val="14"/>
+      </w:rPr>
+      <w:t>Jordan Newman</w:t>
+    </w:r>
+  </w:p>
+</w:ftr>
 </file>
 
 <file path=word/numbering.xml><?xml version="1.0" encoding="utf-8"?>
@@ -1340,11 +1177,11 @@
     <w:qFormat/>
     <w:rsid w:val="00FC693F"/>
     <w:pPr>
-      <w:spacing w:after="0" w:line="240" w:lineRule="auto"/>
+      <w:spacing w:after="24" w:line="240" w:lineRule="auto"/>
     </w:pPr>
     <w:rPr>
-      <w:rFonts w:ascii="Aptos" w:hAnsi="Aptos" w:eastAsia="Aptos"/>
-      <w:sz w:val="18"/>
+      <w:rFonts w:ascii="Arial" w:hAnsi="Arial"/>
+      <w:sz w:val="17"/>
     </w:rPr>
   </w:style>
   <w:style w:type="paragraph" w:styleId="Header">
@@ -1402,14 +1239,14 @@
     <w:pPr>
       <w:keepNext/>
       <w:keepLines/>
-      <w:spacing w:before="100" w:after="40"/>
+      <w:spacing w:before="60" w:after="20"/>
       <w:outlineLvl w:val="0"/>
     </w:pPr>
     <w:rPr>
-      <w:rFonts w:asciiTheme="majorHAnsi" w:eastAsiaTheme="majorEastAsia" w:hAnsiTheme="majorHAnsi" w:cstheme="majorBidi" w:ascii="Aptos" w:hAnsi="Aptos" w:eastAsia="Aptos"/>
+      <w:rFonts w:asciiTheme="majorHAnsi" w:eastAsiaTheme="majorEastAsia" w:hAnsiTheme="majorHAnsi" w:cstheme="majorBidi" w:ascii="Arial" w:hAnsi="Arial"/>
       <w:b/>
       <w:bCs/>
-      <w:color w:val="1F4E79"/>
+      <w:color w:val="365F91" w:themeColor="accent1" w:themeShade="BF"/>
       <w:sz w:val="22"/>
       <w:szCs w:val="28"/>
     </w:rPr>
@@ -1426,15 +1263,15 @@
     <w:pPr>
       <w:keepNext/>
       <w:keepLines/>
-      <w:spacing w:before="100" w:after="40"/>
+      <w:spacing w:before="60" w:after="20"/>
       <w:outlineLvl w:val="1"/>
     </w:pPr>
     <w:rPr>
-      <w:rFonts w:asciiTheme="majorHAnsi" w:eastAsiaTheme="majorEastAsia" w:hAnsiTheme="majorHAnsi" w:cstheme="majorBidi" w:ascii="Aptos" w:hAnsi="Aptos" w:eastAsia="Aptos"/>
+      <w:rFonts w:asciiTheme="majorHAnsi" w:eastAsiaTheme="majorEastAsia" w:hAnsiTheme="majorHAnsi" w:cstheme="majorBidi" w:ascii="Arial" w:hAnsi="Arial"/>
       <w:b/>
       <w:bCs/>
-      <w:color w:val="1F4E79"/>
-      <w:sz w:val="19"/>
+      <w:color w:val="4F81BD" w:themeColor="accent1"/>
+      <w:sz w:val="20"/>
       <w:szCs w:val="26"/>
     </w:rPr>
   </w:style>
@@ -1450,14 +1287,14 @@
     <w:pPr>
       <w:keepNext/>
       <w:keepLines/>
-      <w:spacing w:before="100" w:after="40"/>
+      <w:spacing w:before="60" w:after="20"/>
       <w:outlineLvl w:val="2"/>
     </w:pPr>
     <w:rPr>
-      <w:rFonts w:asciiTheme="majorHAnsi" w:eastAsiaTheme="majorEastAsia" w:hAnsiTheme="majorHAnsi" w:cstheme="majorBidi" w:ascii="Aptos" w:hAnsi="Aptos" w:eastAsia="Aptos"/>
+      <w:rFonts w:asciiTheme="majorHAnsi" w:eastAsiaTheme="majorEastAsia" w:hAnsiTheme="majorHAnsi" w:cstheme="majorBidi" w:ascii="Arial" w:hAnsi="Arial"/>
       <w:b/>
       <w:bCs/>
-      <w:color w:val="1F4E79"/>
+      <w:color w:val="4F81BD" w:themeColor="accent1"/>
       <w:sz w:val="18"/>
     </w:rPr>
   </w:style>
@@ -13029,17 +12866,6 @@
         <w:shd w:val="clear" w:color="auto" w:fill="FBCAA2" w:themeFill="accent6" w:themeFillTint="7F"/>
       </w:tcPr>
     </w:tblStylePr>
-  </w:style>
-  <w:style w:type="paragraph" w:customStyle="1" w:styleId="CompactBullet">
-    <w:name w:val="Compact Bullet"/>
-    <w:basedOn w:val="Normal"/>
-    <w:pPr>
-      <w:spacing w:after="20"/>
-      <w:ind w:left="245" w:hanging="173"/>
-    </w:pPr>
-    <w:rPr>
-      <w:sz w:val="17"/>
-    </w:rPr>
   </w:style>
 </w:styles>
 </file>

--- a/generic/Jordan_Newman_Generic_Senior_Software_Engineer_Resume.docx
+++ b/generic/Jordan_Newman_Generic_Senior_Software_Engineer_Resume.docx
@@ -34,7 +34,18 @@
         <w:jc w:val="center"/>
       </w:pPr>
       <w:r>
-        <w:t>Marlboro, NJ | 347-739-4731 | phoem@mac.com | github.com/phoem</w:t>
+        <w:t xml:space="preserve">Marlboro, NJ | 347-739-4731 | phoem@mac.com | github.com/phoem  </w:t>
+      </w:r>
+    </w:p>
+    <w:p>
+      <w:pPr>
+        <w:spacing w:after="0"/>
+      </w:pPr>
+      <w:r>
+        <w:rPr>
+          <w:i/>
+        </w:rPr>
+        <w:t>Selected public repositories are available. The most significant engineering repositories are private; access is available upon request.</w:t>
       </w:r>
     </w:p>
     <w:p>
@@ -428,7 +439,7 @@
         <w:t xml:space="preserve">• </w:t>
       </w:r>
       <w:r>
-        <w:t>Partnered with architecture teams to standardize deployment practices and developed shared libraries, documentation, and AI-assisted engineering workflows.</w:t>
+        <w:t>Served as a member of the Architecture Team, collaborating with fellow architects and the architecture lead to make technical decisions, define engineering standards, guide platform direction, and develop shared libraries, documentation, and AI-assisted engineering workflows.</w:t>
       </w:r>
     </w:p>
     <w:p>
@@ -656,6 +667,19 @@
     </w:p>
     <w:p>
       <w:pPr>
+        <w:spacing w:after="0"/>
+        <w:jc w:val="center"/>
+      </w:pPr>
+      <w:r>
+        <w:rPr>
+          <w:b/>
+          <w:sz w:val="20"/>
+        </w:rPr>
+        <w:t>Infrastructure Leadership</w:t>
+      </w:r>
+    </w:p>
+    <w:p>
+      <w:pPr>
         <w:spacing w:after="16"/>
         <w:ind w:left="230" w:hanging="173"/>
       </w:pPr>
@@ -667,6 +691,19 @@
       </w:r>
       <w:r>
         <w:t>Architected and operated hosting and CDN infrastructure spanning approximately 3,000-4,000 servers, 10 locations, multiple datacenters, and more than 65 Gbps of peak traffic.</w:t>
+      </w:r>
+    </w:p>
+    <w:p>
+      <w:pPr>
+        <w:spacing w:after="0"/>
+        <w:jc w:val="center"/>
+      </w:pPr>
+      <w:r>
+        <w:rPr>
+          <w:b/>
+          <w:sz w:val="20"/>
+        </w:rPr>
+        <w:t>Systems Software Engineering</w:t>
       </w:r>
     </w:p>
     <w:p>
@@ -711,7 +748,20 @@
         <w:t xml:space="preserve">• </w:t>
       </w:r>
       <w:r>
-        <w:t>Built DDoS detection and mitigation systems, packet and DNS analysis tools, monitoring, telemetry, authentication, deployment, and security software used across production infrastructure.</w:t>
+        <w:t>Developed production FreeBSD kernel modules including VirtualDir, KeepClean, and StatCache.</w:t>
+      </w:r>
+    </w:p>
+    <w:p>
+      <w:pPr>
+        <w:spacing w:after="0"/>
+        <w:jc w:val="center"/>
+      </w:pPr>
+      <w:r>
+        <w:rPr>
+          <w:b/>
+          <w:sz w:val="20"/>
+        </w:rPr>
+        <w:t>Security and Networking</w:t>
       </w:r>
     </w:p>
     <w:p>
@@ -726,7 +776,7 @@
         <w:t xml:space="preserve">• </w:t>
       </w:r>
       <w:r>
-        <w:t>Developed production FreeBSD kernel modules including VirtualDir, KeepClean, and StatCache.</w:t>
+        <w:t>Built DDoS detection and mitigation systems, packet and DNS analysis tools, monitoring, telemetry, authentication, deployment, and security software used across production infrastructure.</w:t>
       </w:r>
     </w:p>
     <w:p>

--- a/generic/Jordan_Newman_Generic_Senior_Software_Engineer_Resume.docx
+++ b/generic/Jordan_Newman_Generic_Senior_Software_Engineer_Resume.docx
@@ -39,6 +39,7 @@
     </w:p>
     <w:p>
       <w:pPr>
+        <w:keepNext/>
         <w:spacing w:after="0"/>
       </w:pPr>
       <w:r>
@@ -403,6 +404,7 @@
     </w:p>
     <w:p>
       <w:pPr>
+        <w:keepNext/>
         <w:spacing w:after="0"/>
       </w:pPr>
       <w:r>
@@ -452,6 +454,7 @@
     </w:p>
     <w:p>
       <w:pPr>
+        <w:keepNext/>
         <w:spacing w:after="0"/>
       </w:pPr>
       <w:r>
@@ -486,6 +489,7 @@
     </w:p>
     <w:p>
       <w:pPr>
+        <w:keepNext/>
         <w:spacing w:after="0"/>
       </w:pPr>
       <w:r>
@@ -520,6 +524,7 @@
     </w:p>
     <w:p>
       <w:pPr>
+        <w:keepNext/>
         <w:spacing w:after="0"/>
       </w:pPr>
       <w:r>
@@ -554,6 +559,7 @@
     </w:p>
     <w:p>
       <w:pPr>
+        <w:keepNext/>
         <w:spacing w:after="0"/>
       </w:pPr>
       <w:r>
@@ -588,6 +594,7 @@
     </w:p>
     <w:p>
       <w:pPr>
+        <w:keepNext/>
         <w:spacing w:after="0"/>
       </w:pPr>
       <w:r>
@@ -622,6 +629,7 @@
     </w:p>
     <w:p>
       <w:pPr>
+        <w:keepNext/>
         <w:spacing w:after="0"/>
       </w:pPr>
       <w:r>
@@ -656,6 +664,7 @@
     </w:p>
     <w:p>
       <w:pPr>
+        <w:keepNext/>
         <w:spacing w:after="0"/>
       </w:pPr>
       <w:r>
@@ -789,6 +798,7 @@
     </w:p>
     <w:p>
       <w:pPr>
+        <w:keepNext/>
         <w:spacing w:after="0"/>
       </w:pPr>
       <w:r>

--- a/generic/Jordan_Newman_Generic_Senior_Software_Engineer_Resume.docx
+++ b/generic/Jordan_Newman_Generic_Senior_Software_Engineer_Resume.docx
@@ -411,7 +411,7 @@
         <w:rPr>
           <w:i/>
         </w:rPr>
-        <w:t>Remote / Tampa Bay, FL | July 2022 - Present</w:t>
+        <w:t>Remote / Tampa Bay, FL | June 2022 - Present</w:t>
       </w:r>
     </w:p>
     <w:p>
@@ -461,7 +461,7 @@
         <w:rPr>
           <w:i/>
         </w:rPr>
-        <w:t>Manalapan, NJ | November 2021 - July 2022</w:t>
+        <w:t>Manalapan, NJ | October 2021 - July 2022</w:t>
       </w:r>
     </w:p>
     <w:p>
@@ -496,7 +496,7 @@
         <w:rPr>
           <w:i/>
         </w:rPr>
-        <w:t>Weehawken, NJ | April 2018 - January 2020</w:t>
+        <w:t>Weehawken, NJ | March 2018 - December 2019</w:t>
       </w:r>
     </w:p>
     <w:p>
@@ -531,7 +531,7 @@
         <w:rPr>
           <w:i/>
         </w:rPr>
-        <w:t>Manalapan, NJ | April 2017 - April 2018</w:t>
+        <w:t>Manalapan, NJ | April 2017 - March 2018</w:t>
       </w:r>
     </w:p>
     <w:p>
@@ -671,7 +671,7 @@
         <w:rPr>
           <w:i/>
         </w:rPr>
-        <w:t>Weehawken, NJ | March 2001 - December 2014</w:t>
+        <w:t>Weehawken, NJ | January 2001 - December 2014</w:t>
       </w:r>
     </w:p>
     <w:p>

--- a/generic/Jordan_Newman_Generic_Senior_Software_Engineer_Resume.docx
+++ b/generic/Jordan_Newman_Generic_Senior_Software_Engineer_Resume.docx
@@ -34,7 +34,7 @@
         <w:jc w:val="center"/>
       </w:pPr>
       <w:r>
-        <w:t xml:space="preserve">Marlboro, NJ | 347-739-4731 | phoem@mac.com | github.com/phoem  </w:t>
+        <w:t>Marlboro, NJ | 347-739-4731 | phoem@mac.com | https://www.linkedin.com/in/jordan-newman-aa3b19b2/ | https://github.com/phoem</w:t>
       </w:r>
     </w:p>
     <w:p>
@@ -62,7 +62,7 @@
     </w:p>
     <w:p>
       <w:r>
-        <w:t>Senior software engineer specializing in systems software, distributed infrastructure, networking, security, and performance engineering. Built production systems spanning high-performance HTTP/CDN serving, FreeBSD kernel modules, packet and DNS analysis, authentication, telemetry, deployment automation, and enterprise integrations. Combines deep C and operating-system expertise with modern cloud and DevOps delivery.</w:t>
+        <w:t>Senior software engineer specializing in systems software, distributed infrastructure, networking, security, and performance engineering. Built production systems spanning high-performance HTTP/CDN serving, FreeBSD kernel modules, observability, deployment automation, and enterprise integrations. Combines deep C and operating-system expertise with modern cloud delivery, developer tooling, and agentic AI systems.</w:t>
       </w:r>
     </w:p>
     <w:p>
@@ -94,7 +94,7 @@
         <w:t>Languages:</w:t>
       </w:r>
       <w:r>
-        <w:t xml:space="preserve"> C, C++, Go, Python, C#, Objective-C, PHP, Perl, JavaScript, Node.js, Shell, Visual Basic</w:t>
+        <w:t xml:space="preserve"> C, C++, C#, Go, Python, Rust, TypeScript, JavaScript, Node.js, Shell, Objective-C, PHP, Perl, Visual Basic</w:t>
       </w:r>
     </w:p>
     <w:p>
@@ -157,7 +157,28 @@
         <w:t>Cloud/DevOps:</w:t>
       </w:r>
       <w:r>
-        <w:t xml:space="preserve"> Azure DevOps, Docker, Kubernetes, Terraform, CI/CD, security scanning, deployment automation</w:t>
+        <w:t xml:space="preserve"> Azure DevOps, Azure Pipelines, GitHub Actions, Docker, Kubernetes, Terraform, CI/CD, security scanning, deployment automation</w:t>
+      </w:r>
+    </w:p>
+    <w:p>
+      <w:pPr>
+        <w:spacing w:after="16"/>
+        <w:ind w:left="230" w:hanging="173"/>
+      </w:pPr>
+      <w:r>
+        <w:rPr>
+          <w:b/>
+        </w:rPr>
+        <w:t xml:space="preserve">• </w:t>
+      </w:r>
+      <w:r>
+        <w:rPr>
+          <w:b/>
+        </w:rPr>
+        <w:t>AI/Developer Tooling:</w:t>
+      </w:r>
+      <w:r>
+        <w:t xml:space="preserve"> LLM APIs and routing, MCP, agentic workflows, CLI tools, GitHub automation, auditable task execution</w:t>
       </w:r>
     </w:p>
     <w:p>
@@ -264,7 +285,7 @@
         <w:t xml:space="preserve">• </w:t>
       </w:r>
       <w:r>
-        <w:t>Implemented Azure DevOps, Docker, Kubernetes, Terraform, CI/CD, and security-scanning workflows.</w:t>
+        <w:t>Built Nexus, a local-first agentic control plane with LLM routing, MCP integrations, declarative workflows, permissioned tools, and auditable task state.</w:t>
       </w:r>
     </w:p>
     <w:p>
@@ -296,7 +317,19 @@
         <w:t>PrimeHTTPD:</w:t>
       </w:r>
       <w:r>
-        <w:t xml:space="preserve"> Architected and implemented a high-performance, non-blocking, kqueue-based HTTP/CDN server in C for FreeBSD. Used sendfile(), SF_NODISKIO, TCP_NODELAY, TCP_NOPUSH, O_NONBLOCK, accept_filter_http, persistent connections, and dedicated I/O workers.</w:t>
+        <w:t xml:space="preserve"> Built a non-blocking C/FreeBSD HTTP/CDN server using </w:t>
+      </w:r>
+      <w:r>
+        <w:t>kqueue</w:t>
+      </w:r>
+      <w:r>
+        <w:t xml:space="preserve">, </w:t>
+      </w:r>
+      <w:r>
+        <w:t>sendfile()</w:t>
+      </w:r>
+      <w:r>
+        <w:t>, persistent connections, caching, and specialized I/O workers.</w:t>
       </w:r>
     </w:p>
     <w:p>
@@ -317,7 +350,13 @@
         <w:t>VirtualDir:</w:t>
       </w:r>
       <w:r>
-        <w:t xml:space="preserve"> Designed and developed a FreeBSD kernel module that intercepted filesystem-related syscalls and transparently remapped paths from configuration, enabling shared physical layouts without chroot jails; included the vdcli runtime management tool.</w:t>
+        <w:t xml:space="preserve"> Built a FreeBSD kernel module that transparently remapped filesystem paths from runtime configuration; included the </w:t>
+      </w:r>
+      <w:r>
+        <w:t>vdcli</w:t>
+      </w:r>
+      <w:r>
+        <w:t xml:space="preserve"> management tool.</w:t>
       </w:r>
     </w:p>
     <w:p>
@@ -377,10 +416,10 @@
         <w:rPr>
           <w:b/>
         </w:rPr>
-        <w:t>TAFOS:</w:t>
+        <w:t>Nexus:</w:t>
       </w:r>
       <w:r>
-        <w:t xml:space="preserve"> Developed an educational x86 operating-system kernel in C and assembly with a custom MBR bootloader, protected mode, IDT, heap allocator, port I/O, VGA output, and GDB support.</w:t>
+        <w:t xml:space="preserve"> Building a local-first agentic control plane with LLM routing, MCP integrations, declarative workflows, permissioned tools, and auditable task state.</w:t>
       </w:r>
     </w:p>
     <w:p>
@@ -399,7 +438,7 @@
         <w:pStyle w:val="Heading2"/>
       </w:pPr>
       <w:r>
-        <w:t>Advantive - Senior Development Specialist</w:t>
+        <w:t>Advantive - Senior Development Specialist, APIs and Integrations</w:t>
       </w:r>
     </w:p>
     <w:p>
@@ -426,7 +465,7 @@
         <w:t xml:space="preserve">• </w:t>
       </w:r>
       <w:r>
-        <w:t>Implemented Azure DevOps, Docker, Kubernetes, Terraform, CI/CD, and security-scanning workflows across engineering teams.</w:t>
+        <w:t>Serve on the Architecture Team, contributing to technical decisions, engineering standards, shared libraries, platform direction, and documentation.</w:t>
       </w:r>
     </w:p>
     <w:p>
@@ -441,7 +480,22 @@
         <w:t xml:space="preserve">• </w:t>
       </w:r>
       <w:r>
-        <w:t>Served as a member of the Architecture Team, collaborating with fellow architects and the architecture lead to make technical decisions, define engineering standards, guide platform direction, and develop shared libraries, documentation, and AI-assisted engineering workflows.</w:t>
+        <w:t>Support about 12 teams with reusable Azure Pipelines, templates, deployment gates, and self-hosted runners that reduce manual work and enable quicker releases.</w:t>
+      </w:r>
+    </w:p>
+    <w:p>
+      <w:pPr>
+        <w:spacing w:after="16"/>
+        <w:ind w:left="230" w:hanging="173"/>
+      </w:pPr>
+      <w:r>
+        <w:rPr>
+          <w:b/>
+        </w:rPr>
+        <w:t xml:space="preserve">• </w:t>
+      </w:r>
+      <w:r>
+        <w:t>Implement and improve Docker, Kubernetes, Terraform, CI/CD, security-scanning, developer-tooling, and AI-assisted engineering workflows.</w:t>
       </w:r>
     </w:p>
     <w:p>
@@ -704,6 +758,21 @@
     </w:p>
     <w:p>
       <w:pPr>
+        <w:spacing w:after="16"/>
+        <w:ind w:left="230" w:hanging="173"/>
+      </w:pPr>
+      <w:r>
+        <w:rPr>
+          <w:b/>
+        </w:rPr>
+        <w:t xml:space="preserve">• </w:t>
+      </w:r>
+      <w:r>
+        <w:t>Led major technical projects and as many as 10 employees, taking unclear problems through architecture, hands-on implementation, and production operation.</w:t>
+      </w:r>
+    </w:p>
+    <w:p>
+      <w:pPr>
         <w:spacing w:after="0"/>
         <w:jc w:val="center"/>
       </w:pPr>
@@ -785,7 +854,25 @@
         <w:t xml:space="preserve">• </w:t>
       </w:r>
       <w:r>
-        <w:t>Built DDoS detection and mitigation systems, packet and DNS analysis tools, monitoring, telemetry, authentication, deployment, and security software used across production infrastructure.</w:t>
+        <w:t xml:space="preserve">Built DDoS defenses, packet and DNS analysis, authentication, deployment, and production health-check and monitoring software including </w:t>
+      </w:r>
+      <w:r>
+        <w:t>sitecheck</w:t>
+      </w:r>
+      <w:r>
+        <w:t xml:space="preserve">, </w:t>
+      </w:r>
+      <w:r>
+        <w:t>slugd</w:t>
+      </w:r>
+      <w:r>
+        <w:t xml:space="preserve">, and </w:t>
+      </w:r>
+      <w:r>
+        <w:t>php-seclogd</w:t>
+      </w:r>
+      <w:r>
+        <w:t>.</w:t>
       </w:r>
     </w:p>
     <w:p>
